--- a/docs/LEVERAGE_monografia_certificazione_schede_atleta.docx
+++ b/docs/LEVERAGE_monografia_certificazione_schede_atleta.docx
@@ -293,6 +293,12 @@
     <w:p>
       <w:r>
         <w:t>Il campo e stato introdotto dalla migrazione Alembic 0037_add_athlete_profile_verification con valore predefinito false, preservando la compatibilita con tutti gli atleti storici gia presenti nel database.</w:t>
+      </w:r>
+    </w:p>
+    <w:p/>
+    <w:p>
+      <w:r>
+        <w:t>Per le schede collegate e approvate prima dell'introduzione del booleano e stata aggiunta la migrazione dati 0038_backfill_verified_athlete_profiles. Il riallineamento assegna il badge soltanto se la scheda contiene congiuntamente URL del profilo ufficiale, data di verifica e identificativo dell'Admin verificatore. Il solo URL non e considerato sufficiente per inferire retroattivamente una certificazione.</w:t>
       </w:r>
     </w:p>
     <w:p/>

--- a/docs/LEVERAGE_monografia_certificazione_schede_atleta.docx
+++ b/docs/LEVERAGE_monografia_certificazione_schede_atleta.docx
@@ -524,7 +524,28 @@
         <w:pStyle w:val="Heading2"/>
       </w:pPr>
       <w:r>
-        <w:t>7. Evidenze nel repository GitHub</w:t>
+        <w:t>7. Manutenzione e revoca della certificazione</w:t>
+      </w:r>
+    </w:p>
+    <w:p/>
+    <w:p>
+      <w:r>
+        <w:t>La certificazione non e irreversibile. Dopo il collegamento iniziale, gli utenti Admin e Super Admin possono correggere FIG ID, URL del profilo e status World Gymnastics attraverso campi dedicati nella sezione Modifica atleta. La piattaforma applica tuttavia una distinzione semantica precisa: lo status descrive una condizione del profilo e puo cambiare senza alterarne l'identita; FIG ID e URL identificano invece la fonte ufficiale certificata. La modifica manuale di uno di questi ultimi campi revoca pertanto in modo automatico il badge, la data di verifica e il riferimento all'Admin verificatore.</w:t>
+      </w:r>
+    </w:p>
+    <w:p/>
+    <w:p>
+      <w:r>
+        <w:t>E inoltre disponibile una revoca esplicita del solo badge, che conserva FIG ID, URL e status per non perdere il collegamento informativo. Ogni modifica o revoca genera una voce di audit. Per ripristinare il badge non e sufficiente intervenire manualmente sul booleano: l'Admin deve selezionare nuovamente un profilo ufficiale riscontrato e confermare Importa dati. Questo ciclo rende la certificazione correggibile nel tempo senza indebolirne il significato metodologico.</w:t>
+      </w:r>
+    </w:p>
+    <w:p/>
+    <w:p>
+      <w:pPr>
+        <w:pStyle w:val="Heading2"/>
+      </w:pPr>
+      <w:r>
+        <w:t>8. Evidenze nel repository GitHub</w:t>
       </w:r>
     </w:p>
     <w:p/>
@@ -601,7 +622,7 @@
         <w:pStyle w:val="Heading2"/>
       </w:pPr>
       <w:r>
-        <w:t>8. Formula sintetica utilizzabile nella monografia</w:t>
+        <w:t>9. Formula sintetica utilizzabile nella monografia</w:t>
       </w:r>
     </w:p>
     <w:p/>

--- a/docs/LEVERAGE_monografia_certificazione_schede_atleta.docx
+++ b/docs/LEVERAGE_monografia_certificazione_schede_atleta.docx
@@ -22,7 +22,7 @@
     <w:p/>
     <w:p>
       <w:r>
-        <w:t>LEVERAGE introduce un meccanismo di certificazione pubblica delle Schede Atleta fondato sul riscontro controllato con una fonte istituzionale, World Gymnastics. La funzionalita e rappresentata nella UI da un badge blu LEVERAGE con spunta bianca, mostrato sotto il nome dell'atleta.</w:t>
+        <w:t>LEVERAGE introduce un meccanismo di certificazione pubblica delle Schede Atleta fondato sul riscontro controllato con una fonte istituzionale, World Gymnastics. La funzionalita e rappresentata nella UI da un badge blu LEVERAGE con spunta bianca, mostrato nel sottotitolo dell'atleta immediatamente a destra della disciplina MAG/WAG.</w:t>
       </w:r>
     </w:p>
     <w:p/>
@@ -529,6 +529,36 @@
     </w:p>
     <w:p/>
     <w:p>
+      <w:pPr>
+        <w:pStyle w:val="Heading3"/>
+      </w:pPr>
+      <w:r>
+        <w:t>7.1 Invariante di sicurezza</w:t>
+      </w:r>
+    </w:p>
+    <w:p/>
+    <w:p>
+      <w:r>
+        <w:t>LEVERAGE separa strutturalmente i dati World Gymnastics dalla normale anagrafica. Il blocco dedicato compare nella sezione Modifica atleta soltanto quando esiste gia un collegamento ufficiale e consente di amministrare FIG ID, URL e status senza esporre il campo booleano della certificazione. Ne deriva il seguente invariante: **il badge non puo essere attribuito o riattribuito mediante modifica manuale, endpoint anagrafico ordinario o semplice inserimento di un URL**. Dopo una revoca o una variazione dell'identita FIG, la certificazione puo essere ripristinata esclusivamente selezionando nuovamente un profilo World Gymnastics riscontrato e confermando Importa dati.</w:t>
+      </w:r>
+    </w:p>
+    <w:p/>
+    <w:p>
+      <w:r>
+        <w:t>Questo vincolo impedisce che un Admin possa trasformare un collegamento scritto manualmente in una certificazione pubblica senza una nuova verifica della fonte. Ricerca, importazione, modifica, revoca e successiva riattivazione rimangono inoltre registrate nel sistema di audit e sottoposte alla governance Admin/Super Admin.</w:t>
+      </w:r>
+    </w:p>
+    <w:p/>
+    <w:p>
+      <w:pPr>
+        <w:pStyle w:val="Heading3"/>
+      </w:pPr>
+      <w:r>
+        <w:t>7.2 Modifica e revoca controllate</w:t>
+      </w:r>
+    </w:p>
+    <w:p/>
+    <w:p>
       <w:r>
         <w:t>La certificazione non e irreversibile. Dopo il collegamento iniziale, gli utenti Admin e Super Admin possono correggere FIG ID, URL del profilo e status World Gymnastics attraverso campi dedicati nella sezione Modifica atleta. La piattaforma applica tuttavia una distinzione semantica precisa: lo status descrive una condizione del profilo e puo cambiare senza alterarne l'identita; FIG ID e URL identificano invece la fonte ufficiale certificata. La modifica manuale di uno di questi ultimi campi revoca pertanto in modo automatico il badge, la data di verifica e il riferimento all'Admin verificatore.</w:t>
       </w:r>
@@ -610,10 +640,26 @@
         <w:t>`39ac359`: rimozione dell'assegnazione manuale e collegamento definitivo del badge all'azione `Importa dati` del flusso World Gymnastics.</w:t>
       </w:r>
     </w:p>
+    <w:p>
+      <w:pPr>
+        <w:pStyle w:val="ListBullet"/>
+      </w:pPr>
+      <w:r>
+        <w:t>`8fd7976`: separazione dei dati World Gymnastics dall'anagrafica ordinaria, manutenzione protetta, revoca esplicita e revoca automatica in caso di modifica dell'identita FIG.</w:t>
+      </w:r>
+    </w:p>
+    <w:p>
+      <w:pPr>
+        <w:pStyle w:val="ListBullet"/>
+      </w:pPr>
+      <w:r>
+        <w:t>`452125b`: collocazione pubblica del badge accanto alla disciplina MAG/WAG e aggiornamento degli asset frontend.</w:t>
+      </w:r>
+    </w:p>
     <w:p/>
     <w:p>
       <w:r>
-        <w:t>Il commit 39ac359 rappresenta la decisione semantica definitiva: nessun badge per la sola ricerca e nessuna assegnazione libera dal form; certificazione soltanto dopo la selezione e l'importazione esplicita di un profilo ufficiale riscontrato.</w:t>
+        <w:t>I commit 39ac359 e 8fd7976 rappresentano congiuntamente la decisione semantica e di sicurezza definitiva: nessun badge per la sola ricerca, nessuna assegnazione libera dal form e nessuna riattivazione manuale dopo una revoca; certificazione soltanto dopo la selezione e l'importazione esplicita di un profilo ufficiale riscontrato.</w:t>
       </w:r>
     </w:p>
     <w:p/>

--- a/docs/LEVERAGE_monografia_certificazione_schede_atleta.docx
+++ b/docs/LEVERAGE_monografia_certificazione_schede_atleta.docx
@@ -239,6 +239,14 @@
         <w:pStyle w:val="ListBullet"/>
       </w:pPr>
       <w:r>
+        <w:t>imposta contestualmente `world_gymnastics_verified_at` e `world_gymnastics_verified_by_admin_id`;</w:t>
+      </w:r>
+    </w:p>
+    <w:p>
+      <w:pPr>
+        <w:pStyle w:val="ListBullet"/>
+      </w:pPr>
+      <w:r>
         <w:t>registra l'operazione nell'audit amministrativo;</w:t>
       </w:r>
     </w:p>
@@ -255,7 +263,13 @@
         <w:pStyle w:val="ListBullet"/>
       </w:pPr>
       <w:r>
-        <w:t>mostra pubblicamente il badge blu LEVERAGE sotto il nome.</w:t>
+        <w:t>mostra pubblicamente il badge blu LEVERAGE nel sottotitolo della Scheda Atleta, accanto alla disciplina MAG/WAG.</w:t>
+      </w:r>
+    </w:p>
+    <w:p/>
+    <w:p>
+      <w:r>
+        <w:t>Questa e la transizione che certifica il matching dell'identita. La successiva accettazione, modifica o esclusione dei singoli suggerimenti decide soltanto quali valori entrano nella Scheda Atleta e non ridefinisce ne la data ne l'Admin della certificazione.</w:t>
       </w:r>
     </w:p>
     <w:p/>
@@ -304,6 +318,12 @@
     <w:p/>
     <w:p>
       <w:r>
+        <w:t>La migrazione correttiva 0039_repair_verified_athlete_audit interviene esclusivamente sulle certificazioni gia attive ma prive di timestamp o Admin. I valori vengono ricostruiti soltanto quando il log storico contiene una transizione documentata is_profile_verified: false -&gt; true; in assenza di tale evidenza, la migrazione non attribuisce informazioni.</w:t>
+      </w:r>
+    </w:p>
+    <w:p/>
+    <w:p>
+      <w:r>
         <w:t>Le responsabilita sono distribuite come segue:</w:t>
       </w:r>
     </w:p>
@@ -330,6 +350,14 @@
       </w:pPr>
       <w:r>
         <w:t>`app/routers/world_gymnastics.py`: assegnazione esclusiva durante l'importazione del profilo ufficiale;</w:t>
+      </w:r>
+    </w:p>
+    <w:p>
+      <w:pPr>
+        <w:pStyle w:val="ListBullet"/>
+      </w:pPr>
+      <w:r>
+        <w:t>`app/routers/data_suggestions.py`: approvazione separata dei valori proposti, senza modifica dei metadati della certificazione atleta;</w:t>
       </w:r>
     </w:p>
     <w:p>
@@ -409,7 +437,23 @@
         <w:pStyle w:val="ListBullet"/>
       </w:pPr>
       <w:r>
+        <w:t>badge, timestamp e Admin verificatore sono assegnati atomicamente da `Importa dati`;</w:t>
+      </w:r>
+    </w:p>
+    <w:p>
+      <w:pPr>
+        <w:pStyle w:val="ListBullet"/>
+      </w:pPr>
+      <w:r>
         <w:t>l'assegnazione e registrata nell'audit con stato coerente al ruolo dell'operatore;</w:t>
+      </w:r>
+    </w:p>
+    <w:p>
+      <w:pPr>
+        <w:pStyle w:val="ListBullet"/>
+      </w:pPr>
+      <w:r>
+        <w:t>l'approvazione dei singoli suggerimenti non sovrascrive i metadati del matching certificato;</w:t>
       </w:r>
     </w:p>
     <w:p>
@@ -545,7 +589,7 @@
     <w:p/>
     <w:p>
       <w:r>
-        <w:t>Questo vincolo impedisce che un Admin possa trasformare un collegamento scritto manualmente in una certificazione pubblica senza una nuova verifica della fonte. Ricerca, importazione, modifica, revoca e successiva riattivazione rimangono inoltre registrate nel sistema di audit e sottoposte alla governance Admin/Super Admin.</w:t>
+        <w:t>Questo vincolo impedisce che un Admin possa trasformare un collegamento scritto manualmente in una certificazione pubblica senza una nuova verifica della fonte. Le operazioni amministrative che modificano lo stato della certificazione o dei dati World Gymnastics sono registrate nell'audit; le operazioni di sola ricerca e preview sono protette dai ruoli ma non producono una voce AuditLog.</w:t>
       </w:r>
     </w:p>
     <w:p/>
@@ -654,6 +698,14 @@
       </w:pPr>
       <w:r>
         <w:t>`452125b`: collocazione pubblica del badge accanto alla disciplina MAG/WAG e aggiornamento degli asset frontend.</w:t>
+      </w:r>
+    </w:p>
+    <w:p>
+      <w:pPr>
+        <w:pStyle w:val="ListBullet"/>
+      </w:pPr>
+      <w:r>
+        <w:t>`c9f6fc2`: registrazione atomica e recupero da audit di data e Admin della ri-certificazione.</w:t>
       </w:r>
     </w:p>
     <w:p/>
